--- a/2025_Class_New_Independents.docx
+++ b/2025_Class_New_Independents.docx
@@ -72,7 +72,7 @@
           <w:color w:val="1B3A4B"/>
           <w:sz w:val="30"/>
         </w:rPr>
-        <w:t>How this was built — the Scout → Nerd pipeline</w:t>
+        <w:t>How this was built — the Insider → Nerd pipeline</w:t>
       </w:r>
     </w:p>
     <w:p>
